--- a/pr-preview/pr-90/chapters/04-effect-modification.docx
+++ b/pr-preview/pr-90/chapters/04-effect-modification.docx
@@ -11063,7 +11063,13 @@
         <w:pStyle w:val="FirstParagraph"/>
       </w:pPr>
       <w:r>
-        <w:t xml:space="preserve">Several authors (e.g., Blot and Day 1979; Rothman et al. 1980; Saracci 1980) have called additive effect modification the scale of interest for public health.</w:t>
+        <w:t xml:space="preserve">Several authors (e.g., Blot and Day 1979; Rothman et al. 1980;</w:t>
+      </w:r>
+      <w:r>
+        <w:t xml:space="preserve"> </w:t>
+      </w:r>
+      <w:r>
+        <w:t xml:space="preserve">Saracci 1980) have called additive effect modification the scale of interest for public health.</w:t>
       </w:r>
     </w:p>
     <w:p>
@@ -11403,7 +11409,19 @@
         <w:t xml:space="preserve"> </w:t>
       </w:r>
       <w:r>
-        <w:t xml:space="preserve">the risk by 10% in this example; in its numbers, 0.8 to 0.9 and 0.1 to 0.2, treatment increases the risk by 0.1 in both strata. The argument is unaffected.)</w:t>
+        <w:t xml:space="preserve">the risk by 10% in this example;</w:t>
+      </w:r>
+      <w:r>
+        <w:t xml:space="preserve"> </w:t>
+      </w:r>
+      <w:r>
+        <w:t xml:space="preserve">in its numbers, 0.8 to 0.9 and 0.1 to 0.2, treatment increases the risk by 0.1 in both strata.</w:t>
+      </w:r>
+      <w:r>
+        <w:t xml:space="preserve"> </w:t>
+      </w:r>
+      <w:r>
+        <w:t xml:space="preserve">The argument is unaffected.)</w:t>
       </w:r>
     </w:p>
     <w:bookmarkEnd w:id="29"/>
@@ -12617,7 +12635,13 @@
         <w:t xml:space="preserve"> </w:t>
       </w:r>
       <w:r>
-        <w:t xml:space="preserve">stratum-specific measures may then lack a causal interpretation even under exchangeability, positivity, and well-defined interventions (Robins 1986, 1987; Chapter 20);</w:t>
+        <w:t xml:space="preserve">stratum-specific measures may then lack a causal interpretation even under exchangeability, positivity, and well-defined interventions (Robins 1986, 1987;</w:t>
+      </w:r>
+      <w:r>
+        <w:t xml:space="preserve"> </w:t>
+      </w:r>
+      <w:r>
+        <w:t xml:space="preserve">Chapter 20);</w:t>
       </w:r>
     </w:p>
     <w:p>
